--- a/중국어_대화문/5부_docx/5부_09화_커팅웨의_퇴장.docx
+++ b/중국어_대화문/5부_docx/5부_09화_커팅웨의_퇴장.docx
@@ -18,7 +18,7 @@
         <w:t>등장인물:</w:t>
       </w:r>
       <w:r>
-        <w:t xml:space="preserve"> 선즈위안 沈知远(41세, 중앙위원 겸 재정부장) / 청시 程曦(26세, 재정부장 판공실 비서) / 리위퉁 李雨桐(35세, 재정부장 판공실 참모) / 메이뤄란 梅若兰(79세, 은퇴한 변호사협회 비서장) / 루 조사팀장 陆组长(50대 후반, 중앙 합동조사조 조장) / 커팅웨 柯庭岳(65세, 중앙 정법 협조 판공실 주임)</w:t>
+        <w:t xml:space="preserve"> 선즈위안 沈知远(41세, 중앙위원 겸 재정부장) / 청시 程曦(27세, 재정부장 판공실 비서) / 리위퉁 李雨桐(36세, 재정부장 판공실 참모) / 메이뤄란 梅若兰(80세, 은퇴한 변호사협회 비서장) / 루 조사팀장 陆组长(50대 후반, 중앙 합동조사조 조장) / 커팅웨 柯庭岳(65세, 중앙 정법 협조 판공실 주임)</w:t>
       </w:r>
     </w:p>
     <w:p>
@@ -113,7 +113,7 @@
         <w:t>梅若兰:</w:t>
       </w:r>
       <w:r>
-        <w:t xml:space="preserve"> 小沈，你不要扶我，我走得稳。（笑了笑）我今年七十九了，坐了六个钟头的火车，腿是自己的，话也是自己的。</w:t>
+        <w:t xml:space="preserve"> 小沈，你不要扶我，我走得稳。（笑了笑）我今年八十了，坐了六个钟头的火车，腿是自己的，话也是自己的。</w:t>
       </w:r>
     </w:p>
     <w:p>
@@ -1009,7 +1009,7 @@
         <w:t>程曦:</w:t>
       </w:r>
       <w:r>
-        <w:t xml:space="preserve"> “因年龄与健康原因，申请辞去中央政法协调办公室主任一职，并请求不再保留任何兼职。自二〇二七年十二月以后，本人已不分管任何专项，亦不参与任何会签。落款：柯庭岳，二〇二八年六月八日。”（顿了顿）后面还有一页附件。</w:t>
+        <w:t xml:space="preserve"> “因年龄与健康原因，申请辞去中央政法协调办公室主任一职，并请求不再保留任何兼职。自二〇二八年三月八日以后，本人已不分管任何专项，亦不再参与任何会签。落款：柯庭岳，二〇二八年六月八日。”（顿了顿）后面还有一页附件。</w:t>
       </w:r>
     </w:p>
     <w:p>
@@ -1886,7 +1886,7 @@
     </w:p>
     <w:p>
       <w:r>
-        <w:t>(程曦出去了，门轻轻合上。沈知远拉开最下面的抽屉，那只缺口在左边的白瓷杯躺在一叠对折的信纸上。今天早上，他在杯口留了一圈新的茶渍，是昨天晚上柯庭岳倒的七分满。他把杯子端出来，放在手边，抽出一张新的信纸。)</w:t>
+        <w:t>(程曦出去了，门轻轻合上。沈知远拉开最下面的抽屉，那只缺口在左边的白瓷杯躺在一叠对折的信纸上。杯口还留着一圈新的茶渍，是六月十二日柯庭岳倒的七分满。他把杯子端出来，放在手边，抽出一张新的信纸。)</w:t>
       </w:r>
     </w:p>
     <w:p>
@@ -1896,7 +1896,7 @@
     </w:p>
     <w:p>
       <w:r>
-        <w:t>(他往下写：“六月五日，你的二十八页到了。我收了，写了时间。你在便签上写‘原样，不加评语’，我照做了。叶澜的事，有了时间，有了名字，有了两小时二十三分。我没有哭，李雨桐在走廊里把三行字写在小本上。柯主任昨天辞了，他递了一杯茶，倒进我的缺口杯，七分满。他说账是算不清的，只能各写各的一栏。我写了一栏，也写了你。我没有去见你，你也没有来。我想，这是现在唯一能让这件事干净的办法。”)</w:t>
+        <w:t>(他往下写：“六月五日，你的二十八页到了。我收了，写了时间。你在便签上写‘原样，不加评语’，我照做了。叶澜的事，有了时间，有了名字，有了两小时二十三分。我没有哭，李雨桐在走廊里把三行字写在小本上。柯主任的辞呈批了，他上周一递了一杯茶，倒进我的缺口杯，七分满。他说账是算不清的，只能各写各的一栏。我写了一栏，也写了你。我没有去见你，你也没有来。我想，这是现在唯一能让这件事干净的办法。”)</w:t>
       </w:r>
     </w:p>
     <w:p>
